--- a/docs/seguimiento-ranking-terminos.docx
+++ b/docs/seguimiento-ranking-terminos.docx
@@ -282,7 +282,7 @@
           <w:szCs w:val="24"/>
         </w:rPr>
         <w:drawing>
-          <wp:inline distT="0" distB="0" distL="0" distR="0" wp14:anchorId="1CA7FB33" wp14:editId="04D3EB35">
+          <wp:inline distT="0" distB="0" distL="0" distR="0" wp14:anchorId="1CA7FB33" wp14:editId="3B1BA2C1">
             <wp:extent cx="1364400" cy="1540800"/>
             <wp:effectExtent l="0" t="0" r="0" b="2540"/>
             <wp:docPr id="2" name="Imagen 2" descr="Universidad del Quindío"/>
@@ -618,7 +618,7 @@
         <w:spacing w:line="360" w:lineRule="auto"/>
       </w:pPr>
       <w:bookmarkStart w:id="0" w:name="_Toc900101"/>
-      <w:bookmarkStart w:id="1" w:name="_Toc243431877"/>
+      <w:bookmarkStart w:id="1" w:name="_Toc243434736"/>
       <w:r>
         <w:rPr>
           <w:lang w:val="es-CO"/>
@@ -666,7 +666,7 @@
       <w:r>
         <w:fldChar w:fldCharType="separate"/>
       </w:r>
-      <w:hyperlink w:anchor="_Toc243431877" w:history="1">
+      <w:hyperlink w:anchor="_Toc243434736" w:history="1">
         <w:r>
           <w:rPr>
             <w:rStyle w:val="Hyperlink"/>
@@ -694,7 +694,7 @@
             <w:noProof/>
             <w:webHidden/>
           </w:rPr>
-          <w:instrText xml:space="preserve"> PAGEREF _Toc243431877 \h </w:instrText>
+          <w:instrText xml:space="preserve"> PAGEREF _Toc243434736 \h </w:instrText>
         </w:r>
         <w:r>
           <w:rPr>
@@ -741,7 +741,7 @@
           <w14:ligatures w14:val="standardContextual"/>
         </w:rPr>
       </w:pPr>
-      <w:hyperlink w:anchor="_Toc243431878" w:history="1">
+      <w:hyperlink w:anchor="_Toc243434737" w:history="1">
         <w:r>
           <w:rPr>
             <w:rStyle w:val="Hyperlink"/>
@@ -769,7 +769,7 @@
             <w:noProof/>
             <w:webHidden/>
           </w:rPr>
-          <w:instrText xml:space="preserve"> PAGEREF _Toc243431878 \h </w:instrText>
+          <w:instrText xml:space="preserve"> PAGEREF _Toc243434737 \h </w:instrText>
         </w:r>
         <w:r>
           <w:rPr>
@@ -816,7 +816,7 @@
           <w14:ligatures w14:val="standardContextual"/>
         </w:rPr>
       </w:pPr>
-      <w:hyperlink w:anchor="_Toc243431879" w:history="1">
+      <w:hyperlink w:anchor="_Toc243434738" w:history="1">
         <w:r>
           <w:rPr>
             <w:rStyle w:val="Hyperlink"/>
@@ -844,7 +844,7 @@
             <w:noProof/>
             <w:webHidden/>
           </w:rPr>
-          <w:instrText xml:space="preserve"> PAGEREF _Toc243431879 \h </w:instrText>
+          <w:instrText xml:space="preserve"> PAGEREF _Toc243434738 \h </w:instrText>
         </w:r>
         <w:r>
           <w:rPr>
@@ -891,7 +891,7 @@
           <w14:ligatures w14:val="standardContextual"/>
         </w:rPr>
       </w:pPr>
-      <w:hyperlink w:anchor="_Toc243431880" w:history="1">
+      <w:hyperlink w:anchor="_Toc243434739" w:history="1">
         <w:r>
           <w:rPr>
             <w:rStyle w:val="Hyperlink"/>
@@ -919,7 +919,7 @@
             <w:noProof/>
             <w:webHidden/>
           </w:rPr>
-          <w:instrText xml:space="preserve"> PAGEREF _Toc243431880 \h </w:instrText>
+          <w:instrText xml:space="preserve"> PAGEREF _Toc243434739 \h </w:instrText>
         </w:r>
         <w:r>
           <w:rPr>
@@ -966,7 +966,7 @@
           <w14:ligatures w14:val="standardContextual"/>
         </w:rPr>
       </w:pPr>
-      <w:hyperlink w:anchor="_Toc243431881" w:history="1">
+      <w:hyperlink w:anchor="_Toc243434740" w:history="1">
         <w:r>
           <w:rPr>
             <w:rStyle w:val="Hyperlink"/>
@@ -994,7 +994,7 @@
             <w:noProof/>
             <w:webHidden/>
           </w:rPr>
-          <w:instrText xml:space="preserve"> PAGEREF _Toc243431881 \h </w:instrText>
+          <w:instrText xml:space="preserve"> PAGEREF _Toc243434740 \h </w:instrText>
         </w:r>
         <w:r>
           <w:rPr>
@@ -1041,7 +1041,7 @@
           <w14:ligatures w14:val="standardContextual"/>
         </w:rPr>
       </w:pPr>
-      <w:hyperlink w:anchor="_Toc243431882" w:history="1">
+      <w:hyperlink w:anchor="_Toc243434741" w:history="1">
         <w:r>
           <w:rPr>
             <w:rStyle w:val="Hyperlink"/>
@@ -1069,7 +1069,7 @@
             <w:noProof/>
             <w:webHidden/>
           </w:rPr>
-          <w:instrText xml:space="preserve"> PAGEREF _Toc243431882 \h </w:instrText>
+          <w:instrText xml:space="preserve"> PAGEREF _Toc243434741 \h </w:instrText>
         </w:r>
         <w:r>
           <w:rPr>
@@ -1116,7 +1116,7 @@
           <w14:ligatures w14:val="standardContextual"/>
         </w:rPr>
       </w:pPr>
-      <w:hyperlink w:anchor="_Toc243431883" w:history="1">
+      <w:hyperlink w:anchor="_Toc243434742" w:history="1">
         <w:r>
           <w:rPr>
             <w:rStyle w:val="Hyperlink"/>
@@ -1144,7 +1144,7 @@
             <w:noProof/>
             <w:webHidden/>
           </w:rPr>
-          <w:instrText xml:space="preserve"> PAGEREF _Toc243431883 \h </w:instrText>
+          <w:instrText xml:space="preserve"> PAGEREF _Toc243434742 \h </w:instrText>
         </w:r>
         <w:r>
           <w:rPr>
@@ -1191,14 +1191,14 @@
           <w14:ligatures w14:val="standardContextual"/>
         </w:rPr>
       </w:pPr>
-      <w:hyperlink w:anchor="_Toc243431884" w:history="1">
+      <w:hyperlink w:anchor="_Toc243434743" w:history="1">
         <w:r>
           <w:rPr>
             <w:rStyle w:val="Hyperlink"/>
             <w:noProof/>
             <w:lang w:val="es-CO"/>
           </w:rPr>
-          <w:t>Medición empírica</w:t>
+          <w:t>Medición Empírica</w:t>
         </w:r>
         <w:r>
           <w:rPr>
@@ -1219,7 +1219,7 @@
             <w:noProof/>
             <w:webHidden/>
           </w:rPr>
-          <w:instrText xml:space="preserve"> PAGEREF _Toc243431884 \h </w:instrText>
+          <w:instrText xml:space="preserve"> PAGEREF _Toc243434743 \h </w:instrText>
         </w:r>
         <w:r>
           <w:rPr>
@@ -1266,14 +1266,14 @@
           <w14:ligatures w14:val="standardContextual"/>
         </w:rPr>
       </w:pPr>
-      <w:hyperlink w:anchor="_Toc243431885" w:history="1">
+      <w:hyperlink w:anchor="_Toc243434744" w:history="1">
         <w:r>
           <w:rPr>
             <w:rStyle w:val="Hyperlink"/>
             <w:noProof/>
             <w:lang w:val="es-CO"/>
           </w:rPr>
-          <w:t>Validación de resultados</w:t>
+          <w:t>Validación de Resultados</w:t>
         </w:r>
         <w:r>
           <w:rPr>
@@ -1294,7 +1294,7 @@
             <w:noProof/>
             <w:webHidden/>
           </w:rPr>
-          <w:instrText xml:space="preserve"> PAGEREF _Toc243431885 \h </w:instrText>
+          <w:instrText xml:space="preserve"> PAGEREF _Toc243434744 \h </w:instrText>
         </w:r>
         <w:r>
           <w:rPr>
@@ -1341,7 +1341,7 @@
           <w14:ligatures w14:val="standardContextual"/>
         </w:rPr>
       </w:pPr>
-      <w:hyperlink w:anchor="_Toc243431886" w:history="1">
+      <w:hyperlink w:anchor="_Toc243434745" w:history="1">
         <w:r>
           <w:rPr>
             <w:rStyle w:val="Hyperlink"/>
@@ -1369,7 +1369,7 @@
             <w:noProof/>
             <w:webHidden/>
           </w:rPr>
-          <w:instrText xml:space="preserve"> PAGEREF _Toc243431886 \h </w:instrText>
+          <w:instrText xml:space="preserve"> PAGEREF _Toc243434745 \h </w:instrText>
         </w:r>
         <w:r>
           <w:rPr>
@@ -1416,7 +1416,7 @@
           <w14:ligatures w14:val="standardContextual"/>
         </w:rPr>
       </w:pPr>
-      <w:hyperlink w:anchor="_Toc243431887" w:history="1">
+      <w:hyperlink w:anchor="_Toc243434746" w:history="1">
         <w:r>
           <w:rPr>
             <w:rStyle w:val="Hyperlink"/>
@@ -1443,7 +1443,7 @@
             <w:noProof/>
             <w:webHidden/>
           </w:rPr>
-          <w:instrText xml:space="preserve"> PAGEREF _Toc243431887 \h </w:instrText>
+          <w:instrText xml:space="preserve"> PAGEREF _Toc243434746 \h </w:instrText>
         </w:r>
         <w:r>
           <w:rPr>
@@ -1490,7 +1490,7 @@
           <w14:ligatures w14:val="standardContextual"/>
         </w:rPr>
       </w:pPr>
-      <w:hyperlink w:anchor="_Toc243431888" w:history="1">
+      <w:hyperlink w:anchor="_Toc243434747" w:history="1">
         <w:r>
           <w:rPr>
             <w:rStyle w:val="Hyperlink"/>
@@ -1518,7 +1518,7 @@
             <w:noProof/>
             <w:webHidden/>
           </w:rPr>
-          <w:instrText xml:space="preserve"> PAGEREF _Toc243431888 \h </w:instrText>
+          <w:instrText xml:space="preserve"> PAGEREF _Toc243434747 \h </w:instrText>
         </w:r>
         <w:r>
           <w:rPr>
@@ -1580,7 +1580,7 @@
         </w:rPr>
       </w:pPr>
       <w:bookmarkStart w:id="2" w:name="_Toc900103"/>
-      <w:bookmarkStart w:id="3" w:name="_Toc243431878"/>
+      <w:bookmarkStart w:id="3" w:name="_Toc243434737"/>
       <w:r>
         <w:rPr>
           <w:lang w:val="es-CO"/>
@@ -2116,7 +2116,7 @@
         <w:spacing w:line="360" w:lineRule="auto"/>
       </w:pPr>
       <w:bookmarkStart w:id="4" w:name="_Toc900104"/>
-      <w:bookmarkStart w:id="5" w:name="_Toc243431879"/>
+      <w:bookmarkStart w:id="5" w:name="_Toc243434738"/>
       <w:r>
         <w:rPr>
           <w:lang w:val="es-CO"/>
@@ -2268,7 +2268,6 @@
           <w:iCs/>
           <w:lang w:val="es-CO"/>
         </w:rPr>
-        <w:lastRenderedPageBreak/>
         <w:t>n</w:t>
       </w:r>
       <w:r>
@@ -2313,7 +2312,7 @@
         </w:rPr>
       </w:pPr>
       <w:bookmarkStart w:id="6" w:name="_Toc900105"/>
-      <w:bookmarkStart w:id="7" w:name="_Toc243431880"/>
+      <w:bookmarkStart w:id="7" w:name="_Toc243434739"/>
       <w:r>
         <w:rPr>
           <w:lang w:val="es-CO"/>
@@ -3413,12 +3412,11 @@
         </w:rPr>
       </w:pPr>
       <w:bookmarkStart w:id="8" w:name="_Toc900106"/>
-      <w:bookmarkStart w:id="9" w:name="_Toc243431881"/>
-      <w:r>
-        <w:rPr>
-          <w:lang w:val="es-CO"/>
-        </w:rPr>
-        <w:lastRenderedPageBreak/>
+      <w:bookmarkStart w:id="9" w:name="_Toc243434740"/>
+      <w:r>
+        <w:rPr>
+          <w:lang w:val="es-CO"/>
+        </w:rPr>
         <w:t>Radix Sort</w:t>
       </w:r>
       <w:bookmarkEnd w:id="8"/>
@@ -4751,7 +4749,7 @@
         </w:rPr>
       </w:pPr>
       <w:bookmarkStart w:id="10" w:name="_Toc900107"/>
-      <w:bookmarkStart w:id="11" w:name="_Toc243431882"/>
+      <w:bookmarkStart w:id="11" w:name="_Toc243434741"/>
       <w:r>
         <w:rPr>
           <w:lang w:val="es-CO"/>
@@ -4774,15 +4772,7 @@
           <w:rFonts w:asciiTheme="minorHAnsi" w:hAnsiTheme="minorHAnsi" w:cstheme="minorHAnsi"/>
           <w:lang w:val="es-CO"/>
         </w:rPr>
-        <w:t xml:space="preserve">La versión de libro de texto de Bucket Sort reparte claves distribuidas de manera uniforme en intervalos y ordena cada intervalo con inserción, que es un ordenamiento por comparación; su tiempo </w:t>
-      </w:r>
-      <w:r>
-        <w:rPr>
-          <w:rFonts w:asciiTheme="minorHAnsi" w:hAnsiTheme="minorHAnsi" w:cstheme="minorHAnsi"/>
-          <w:lang w:val="es-CO"/>
-        </w:rPr>
-        <w:lastRenderedPageBreak/>
-        <w:t>esperado lineal descansa precisamente en esa uniformidad (Cormen et al., 2022). Esa variante no sirve para este requerimiento, ya que introduciría comparaciones entre registros dentro de cada intervalo. La implementación es, por ello, una variante híbrida</w:t>
+        <w:t>La versión de libro de texto de Bucket Sort reparte claves distribuidas de manera uniforme en intervalos y ordena cada intervalo con inserción, que es un ordenamiento por comparación; su tiempo esperado lineal descansa precisamente en esa uniformidad (Cormen et al., 2022). Esa variante no sirve para este requerimiento, ya que introduciría comparaciones entre registros dentro de cada intervalo. La implementación es, por ello, una variante híbrida</w:t>
       </w:r>
       <w:r>
         <w:rPr>
@@ -5774,7 +5764,6 @@
           <w:rFonts w:asciiTheme="minorHAnsi" w:hAnsiTheme="minorHAnsi" w:cstheme="minorHAnsi"/>
           <w:lang w:val="es-CO"/>
         </w:rPr>
-        <w:lastRenderedPageBreak/>
         <w:t xml:space="preserve">Repartir cuesta </w:t>
       </w:r>
       <w:r>
@@ -6356,7 +6345,7 @@
         </w:rPr>
       </w:pPr>
       <w:bookmarkStart w:id="12" w:name="_Toc900108"/>
-      <w:bookmarkStart w:id="13" w:name="_Toc243431883"/>
+      <w:bookmarkStart w:id="13" w:name="_Toc243434742"/>
       <w:r>
         <w:rPr>
           <w:lang w:val="es-CO"/>
@@ -7648,7 +7637,7 @@
         </w:rPr>
       </w:pPr>
       <w:bookmarkStart w:id="14" w:name="_Toc900109"/>
-      <w:bookmarkStart w:id="15" w:name="_Toc243431884"/>
+      <w:bookmarkStart w:id="15" w:name="_Toc243434743"/>
       <w:r>
         <w:rPr>
           <w:lang w:val="es-CO"/>
@@ -7715,15 +7704,7 @@
           <w:rFonts w:asciiTheme="minorHAnsi" w:hAnsiTheme="minorHAnsi" w:cstheme="minorHAnsi"/>
           <w:lang w:val="es-CO"/>
         </w:rPr>
-        <w:t xml:space="preserve">Asimismo, el experimento se repitió en tres procesos independientes de la máquina virtual, rotando el orden de los algoritmos para no favorecer a ninguno: counting, radix, bucket en el primero; </w:t>
-      </w:r>
-      <w:r>
-        <w:rPr>
-          <w:rFonts w:asciiTheme="minorHAnsi" w:hAnsiTheme="minorHAnsi" w:cstheme="minorHAnsi"/>
-          <w:lang w:val="es-CO"/>
-        </w:rPr>
-        <w:lastRenderedPageBreak/>
-        <w:t>radix, bucket, counting en el segundo; y bucket, counting, radix en el tercero. En cada corrida la salida completa se comparó con la primera, y las 900 salidas medidas coincidieron. La medición se realizó en un procesador Intel Core i9-12900H con Java 25, sin aislar la máquina de otras tareas. La Tabla 6 presenta la mediana, el mínimo y el máximo de cada algoritmo, y la Figura 1 representa las medianas.</w:t>
+        <w:t>Asimismo, el experimento se repitió en tres procesos independientes de la máquina virtual, rotando el orden de los algoritmos para no favorecer a ninguno: counting, radix, bucket en el primero; radix, bucket, counting en el segundo; y bucket, counting, radix en el tercero. En cada corrida la salida completa se comparó con la primera, y las 900 salidas medidas coincidieron. La medición se realizó en un procesador Intel Core i9-12900H con Java 25, sin aislar la máquina de otras tareas. La Tabla 6 presenta la mediana, el mínimo y el máximo de cada algoritmo, y la Figura 1 representa las medianas.</w:t>
       </w:r>
     </w:p>
     <w:p>
@@ -9494,7 +9475,6 @@
           <w:szCs w:val="22"/>
           <w:lang w:val="es-ES"/>
         </w:rPr>
-        <w:lastRenderedPageBreak/>
         <w:t xml:space="preserve">Figura </w:t>
       </w:r>
       <w:r>
@@ -9713,7 +9693,7 @@
         </w:rPr>
       </w:pPr>
       <w:bookmarkStart w:id="16" w:name="_Toc900110"/>
-      <w:bookmarkStart w:id="17" w:name="_Toc243431885"/>
+      <w:bookmarkStart w:id="17" w:name="_Toc243434744"/>
       <w:r>
         <w:rPr>
           <w:lang w:val="es-CO"/>
@@ -9772,7 +9752,6 @@
           <w:szCs w:val="22"/>
           <w:lang w:val="es-ES"/>
         </w:rPr>
-        <w:lastRenderedPageBreak/>
         <w:t xml:space="preserve">Tabla </w:t>
       </w:r>
       <w:r>
@@ -10925,10 +10904,16 @@
               <w:spacing w:before="30" w:after="30" w:line="240" w:lineRule="auto"/>
               <w:ind w:firstLine="0"/>
               <w:jc w:val="right"/>
-            </w:pPr>
-            <w:r>
-              <w:rPr>
-                <w:rFonts w:asciiTheme="minorHAnsi" w:hAnsiTheme="minorHAnsi" w:cstheme="minorHAnsi"/>
+              <w:rPr>
+                <w:b/>
+                <w:bCs/>
+              </w:rPr>
+            </w:pPr>
+            <w:r>
+              <w:rPr>
+                <w:rFonts w:asciiTheme="minorHAnsi" w:hAnsiTheme="minorHAnsi" w:cstheme="minorHAnsi"/>
+                <w:b/>
+                <w:bCs/>
                 <w:sz w:val="20"/>
                 <w:szCs w:val="20"/>
                 <w:lang w:val="es-CO"/>
@@ -11089,10 +11074,16 @@
               <w:spacing w:before="30" w:after="30" w:line="240" w:lineRule="auto"/>
               <w:ind w:firstLine="0"/>
               <w:jc w:val="right"/>
-            </w:pPr>
-            <w:r>
-              <w:rPr>
-                <w:rFonts w:asciiTheme="minorHAnsi" w:hAnsiTheme="minorHAnsi" w:cstheme="minorHAnsi"/>
+              <w:rPr>
+                <w:b/>
+                <w:bCs/>
+              </w:rPr>
+            </w:pPr>
+            <w:r>
+              <w:rPr>
+                <w:rFonts w:asciiTheme="minorHAnsi" w:hAnsiTheme="minorHAnsi" w:cstheme="minorHAnsi"/>
+                <w:b/>
+                <w:bCs/>
                 <w:sz w:val="20"/>
                 <w:szCs w:val="20"/>
                 <w:lang w:val="es-CO"/>
@@ -11253,10 +11244,16 @@
               <w:spacing w:before="30" w:after="30" w:line="240" w:lineRule="auto"/>
               <w:ind w:firstLine="0"/>
               <w:jc w:val="right"/>
-            </w:pPr>
-            <w:r>
-              <w:rPr>
-                <w:rFonts w:asciiTheme="minorHAnsi" w:hAnsiTheme="minorHAnsi" w:cstheme="minorHAnsi"/>
+              <w:rPr>
+                <w:b/>
+                <w:bCs/>
+              </w:rPr>
+            </w:pPr>
+            <w:r>
+              <w:rPr>
+                <w:rFonts w:asciiTheme="minorHAnsi" w:hAnsiTheme="minorHAnsi" w:cstheme="minorHAnsi"/>
+                <w:b/>
+                <w:bCs/>
                 <w:sz w:val="20"/>
                 <w:szCs w:val="20"/>
                 <w:lang w:val="es-CO"/>
@@ -11417,10 +11414,16 @@
               <w:spacing w:before="30" w:after="30" w:line="240" w:lineRule="auto"/>
               <w:ind w:firstLine="0"/>
               <w:jc w:val="right"/>
-            </w:pPr>
-            <w:r>
-              <w:rPr>
-                <w:rFonts w:asciiTheme="minorHAnsi" w:hAnsiTheme="minorHAnsi" w:cstheme="minorHAnsi"/>
+              <w:rPr>
+                <w:b/>
+                <w:bCs/>
+              </w:rPr>
+            </w:pPr>
+            <w:r>
+              <w:rPr>
+                <w:rFonts w:asciiTheme="minorHAnsi" w:hAnsiTheme="minorHAnsi" w:cstheme="minorHAnsi"/>
+                <w:b/>
+                <w:bCs/>
                 <w:sz w:val="20"/>
                 <w:szCs w:val="20"/>
                 <w:lang w:val="es-CO"/>
@@ -11581,10 +11584,16 @@
               <w:spacing w:before="30" w:after="30" w:line="240" w:lineRule="auto"/>
               <w:ind w:firstLine="0"/>
               <w:jc w:val="right"/>
-            </w:pPr>
-            <w:r>
-              <w:rPr>
-                <w:rFonts w:asciiTheme="minorHAnsi" w:hAnsiTheme="minorHAnsi" w:cstheme="minorHAnsi"/>
+              <w:rPr>
+                <w:b/>
+                <w:bCs/>
+              </w:rPr>
+            </w:pPr>
+            <w:r>
+              <w:rPr>
+                <w:rFonts w:asciiTheme="minorHAnsi" w:hAnsiTheme="minorHAnsi" w:cstheme="minorHAnsi"/>
+                <w:b/>
+                <w:bCs/>
                 <w:sz w:val="20"/>
                 <w:szCs w:val="20"/>
                 <w:lang w:val="es-CO"/>
@@ -11745,10 +11754,16 @@
               <w:spacing w:before="30" w:after="30" w:line="240" w:lineRule="auto"/>
               <w:ind w:firstLine="0"/>
               <w:jc w:val="right"/>
-            </w:pPr>
-            <w:r>
-              <w:rPr>
-                <w:rFonts w:asciiTheme="minorHAnsi" w:hAnsiTheme="minorHAnsi" w:cstheme="minorHAnsi"/>
+              <w:rPr>
+                <w:b/>
+                <w:bCs/>
+              </w:rPr>
+            </w:pPr>
+            <w:r>
+              <w:rPr>
+                <w:rFonts w:asciiTheme="minorHAnsi" w:hAnsiTheme="minorHAnsi" w:cstheme="minorHAnsi"/>
+                <w:b/>
+                <w:bCs/>
                 <w:sz w:val="20"/>
                 <w:szCs w:val="20"/>
                 <w:lang w:val="es-CO"/>
@@ -11909,10 +11924,16 @@
               <w:spacing w:before="30" w:after="30" w:line="240" w:lineRule="auto"/>
               <w:ind w:firstLine="0"/>
               <w:jc w:val="right"/>
-            </w:pPr>
-            <w:r>
-              <w:rPr>
-                <w:rFonts w:asciiTheme="minorHAnsi" w:hAnsiTheme="minorHAnsi" w:cstheme="minorHAnsi"/>
+              <w:rPr>
+                <w:b/>
+                <w:bCs/>
+              </w:rPr>
+            </w:pPr>
+            <w:r>
+              <w:rPr>
+                <w:rFonts w:asciiTheme="minorHAnsi" w:hAnsiTheme="minorHAnsi" w:cstheme="minorHAnsi"/>
+                <w:b/>
+                <w:bCs/>
                 <w:sz w:val="20"/>
                 <w:szCs w:val="20"/>
                 <w:lang w:val="es-CO"/>
@@ -12073,10 +12094,16 @@
               <w:spacing w:before="30" w:after="30" w:line="240" w:lineRule="auto"/>
               <w:ind w:firstLine="0"/>
               <w:jc w:val="right"/>
-            </w:pPr>
-            <w:r>
-              <w:rPr>
-                <w:rFonts w:asciiTheme="minorHAnsi" w:hAnsiTheme="minorHAnsi" w:cstheme="minorHAnsi"/>
+              <w:rPr>
+                <w:b/>
+                <w:bCs/>
+              </w:rPr>
+            </w:pPr>
+            <w:r>
+              <w:rPr>
+                <w:rFonts w:asciiTheme="minorHAnsi" w:hAnsiTheme="minorHAnsi" w:cstheme="minorHAnsi"/>
+                <w:b/>
+                <w:bCs/>
                 <w:sz w:val="20"/>
                 <w:szCs w:val="20"/>
                 <w:lang w:val="es-CO"/>
@@ -12237,10 +12264,16 @@
               <w:spacing w:before="30" w:after="30" w:line="240" w:lineRule="auto"/>
               <w:ind w:firstLine="0"/>
               <w:jc w:val="right"/>
-            </w:pPr>
-            <w:r>
-              <w:rPr>
-                <w:rFonts w:asciiTheme="minorHAnsi" w:hAnsiTheme="minorHAnsi" w:cstheme="minorHAnsi"/>
+              <w:rPr>
+                <w:b/>
+                <w:bCs/>
+              </w:rPr>
+            </w:pPr>
+            <w:r>
+              <w:rPr>
+                <w:rFonts w:asciiTheme="minorHAnsi" w:hAnsiTheme="minorHAnsi" w:cstheme="minorHAnsi"/>
+                <w:b/>
+                <w:bCs/>
                 <w:sz w:val="20"/>
                 <w:szCs w:val="20"/>
                 <w:lang w:val="es-CO"/>
@@ -12403,10 +12436,16 @@
               <w:spacing w:before="30" w:after="30" w:line="240" w:lineRule="auto"/>
               <w:ind w:firstLine="0"/>
               <w:jc w:val="right"/>
-            </w:pPr>
-            <w:r>
-              <w:rPr>
-                <w:rFonts w:asciiTheme="minorHAnsi" w:hAnsiTheme="minorHAnsi" w:cstheme="minorHAnsi"/>
+              <w:rPr>
+                <w:b/>
+                <w:bCs/>
+              </w:rPr>
+            </w:pPr>
+            <w:r>
+              <w:rPr>
+                <w:rFonts w:asciiTheme="minorHAnsi" w:hAnsiTheme="minorHAnsi" w:cstheme="minorHAnsi"/>
+                <w:b/>
+                <w:bCs/>
                 <w:sz w:val="20"/>
                 <w:szCs w:val="20"/>
                 <w:lang w:val="es-CO"/>
@@ -12591,7 +12630,7 @@
           <w:szCs w:val="20"/>
           <w:lang w:val="es-CO"/>
         </w:rPr>
-        <w:t>Frec. = frecuencia absoluta del término en los 20 resúmenes. Los términos aparecen en minúsculas por la preparación; «ai» corresponde a la sigla AI y «aied», a AIED.</w:t>
+        <w:t>Elaboración propia.</w:t>
       </w:r>
     </w:p>
     <w:p>
@@ -12620,7 +12659,7 @@
         </w:rPr>
       </w:pPr>
       <w:bookmarkStart w:id="18" w:name="_Toc900111"/>
-      <w:bookmarkStart w:id="19" w:name="_Toc243431886"/>
+      <w:bookmarkStart w:id="19" w:name="_Toc243434745"/>
       <w:r>
         <w:rPr>
           <w:lang w:val="es-CO"/>
@@ -12851,7 +12890,21 @@
           <w:rFonts w:asciiTheme="minorHAnsi" w:hAnsiTheme="minorHAnsi" w:cstheme="minorHAnsi"/>
           <w:lang w:val="es-CO"/>
         </w:rPr>
-        <w:t xml:space="preserve">), son lineales bajo condiciones explícitas: una frecuencia máxima proporcional a </w:t>
+        <w:t>), son lineales bajo condiciones explícitas</w:t>
+      </w:r>
+      <w:r>
+        <w:rPr>
+          <w:rFonts w:asciiTheme="minorHAnsi" w:hAnsiTheme="minorHAnsi" w:cstheme="minorHAnsi"/>
+          <w:lang w:val="es-CO"/>
+        </w:rPr>
+        <w:t xml:space="preserve"> dada</w:t>
+      </w:r>
+      <w:r>
+        <w:rPr>
+          <w:rFonts w:asciiTheme="minorHAnsi" w:hAnsiTheme="minorHAnsi" w:cstheme="minorHAnsi"/>
+          <w:lang w:val="es-CO"/>
+        </w:rPr>
+        <w:t xml:space="preserve"> una frecuencia máxima proporcional a </w:t>
       </w:r>
       <w:r>
         <w:rPr>
@@ -12883,7 +12936,35 @@
           <w:rFonts w:asciiTheme="minorHAnsi" w:hAnsiTheme="minorHAnsi" w:cstheme="minorHAnsi"/>
           <w:lang w:val="es-CO"/>
         </w:rPr>
-        <w:t>Por su parte, la medición muestra que los tres algoritmos ordenan la lista completa en fracciones de milisegundo, con la mediana más baja para Counting Sort, aunque la variación entre procesos impide convertir esa observación en una clasificación general. La validación, en cambio, es concluyente: los tres algoritmos produjeron la misma lista completa en todas las corridas, de modo que el top 15 es el mismo con cualquiera de ellos.</w:t>
+        <w:t>Por su parte, la medición muestra que los tres algoritmos ordenan la lista completa en fracciones de milisegundo, con la mediana más baja para Counting Sort, aunque la variación entre procesos impide convertir esa observación en una clasificación general</w:t>
+      </w:r>
+      <w:r>
+        <w:rPr>
+          <w:rFonts w:asciiTheme="minorHAnsi" w:hAnsiTheme="minorHAnsi" w:cstheme="minorHAnsi"/>
+          <w:lang w:val="es-CO"/>
+        </w:rPr>
+        <w:t>, tal vez en un corpus mayor se llegaría a una información menos precaria</w:t>
+      </w:r>
+      <w:r>
+        <w:rPr>
+          <w:rFonts w:asciiTheme="minorHAnsi" w:hAnsiTheme="minorHAnsi" w:cstheme="minorHAnsi"/>
+          <w:lang w:val="es-CO"/>
+        </w:rPr>
+        <w:t>. La validación, en cambio, es concluyente</w:t>
+      </w:r>
+      <w:r>
+        <w:rPr>
+          <w:rFonts w:asciiTheme="minorHAnsi" w:hAnsiTheme="minorHAnsi" w:cstheme="minorHAnsi"/>
+          <w:lang w:val="es-CO"/>
+        </w:rPr>
+        <w:t xml:space="preserve"> pues</w:t>
+      </w:r>
+      <w:r>
+        <w:rPr>
+          <w:rFonts w:asciiTheme="minorHAnsi" w:hAnsiTheme="minorHAnsi" w:cstheme="minorHAnsi"/>
+          <w:lang w:val="es-CO"/>
+        </w:rPr>
+        <w:t xml:space="preserve"> los tres algoritmos produjeron la misma lista completa en todas las corridas, de modo que el top 15 es el mismo con cualquiera de ellos.</w:t>
       </w:r>
     </w:p>
     <w:p>
@@ -12894,9 +12975,8 @@
         <w:spacing w:line="360" w:lineRule="auto"/>
       </w:pPr>
       <w:bookmarkStart w:id="20" w:name="_Toc900112"/>
-      <w:bookmarkStart w:id="21" w:name="_Toc243431887"/>
-      <w:r>
-        <w:lastRenderedPageBreak/>
+      <w:bookmarkStart w:id="21" w:name="_Toc243434746"/>
+      <w:r>
         <w:t>Referencias</w:t>
       </w:r>
       <w:bookmarkEnd w:id="20"/>
@@ -12991,12 +13071,11 @@
         </w:rPr>
       </w:pPr>
       <w:bookmarkStart w:id="22" w:name="_Toc_AnexoA"/>
-      <w:bookmarkStart w:id="23" w:name="_Toc243431888"/>
-      <w:r>
-        <w:rPr>
-          <w:lang w:val="es-CO"/>
-        </w:rPr>
-        <w:lastRenderedPageBreak/>
+      <w:bookmarkStart w:id="23" w:name="_Toc243434747"/>
+      <w:r>
+        <w:rPr>
+          <w:lang w:val="es-CO"/>
+        </w:rPr>
         <w:t>Anexo A. Repositorio y código fuente</w:t>
       </w:r>
       <w:bookmarkEnd w:id="22"/>
